--- a/Corte1/Quiz_12Agosto.docx
+++ b/Corte1/Quiz_12Agosto.docx
@@ -100,8 +100,21 @@
         <w:rPr>
           <w:rFonts w:ascii="Times New Roman" w:hAnsi="Times New Roman" w:cs="Times New Roman"/>
         </w:rPr>
-        <w:t xml:space="preserve">, sin embargo, mayor ya es una variable cuyo valor es edades [0], es decir 17. Luego repite el proceso con i+1, es decir, edades [1] que en este caso toma el valor de 21, como se cumple que 21&gt;17, el nuevo valor de mayor es 21. El proceso se repetirá hasta que se llegue al valor </w:t>
+        <w:t>, sin embargo, mayor ya es una variable cuyo valor es edades [0], es decir 17. Luego repite el proceso con i+1, es decir, edades [1] que en este caso toma el valor de 21, como se cumple que 21&gt;17, el nuevo valor de mayor es 21. El proceso se repetirá hasta que se llegue al valor</w:t>
       </w:r>
+      <w:r>
+        <w:rPr>
+          <w:rFonts w:ascii="Times New Roman" w:hAnsi="Times New Roman" w:cs="Times New Roman"/>
+        </w:rPr>
+        <w:t xml:space="preserve">: Este proceso se va a repetir hasta que se cumpla que i&lt;n, es decir, i&lt;8. </w:t>
+      </w:r>
+    </w:p>
+    <w:p>
+      <w:pPr>
+        <w:rPr>
+          <w:rFonts w:ascii="Times New Roman" w:hAnsi="Times New Roman" w:cs="Times New Roman"/>
+        </w:rPr>
+      </w:pPr>
     </w:p>
     <w:p>
       <w:pPr>
